--- a/deliverables/VIDEO_4_How_To_Explain_A_Career_That_Looks_All_Over_The_Place_FINAL/Video_4_Shorts/V4_Short_06_Story_Explains_Proof_Supports.docx
+++ b/deliverables/VIDEO_4_How_To_Explain_A_Career_That_Looks_All_Over_The_Place_FINAL/Video_4_Shorts/V4_Short_06_Story_Explains_Proof_Supports.docx
@@ -51,6 +51,25 @@
           <w:bottom w:val="single" w:sz="6" w:color="8A6D1E"/>
         </w:pBdr>
       </w:pPr>
+    </w:p>
+    <w:p>
+      <w:pPr>
+        <w:spacing w:after="80"/>
+      </w:pPr>
+      <w:r>
+        <w:rPr>
+          <w:b/>
+          <w:color w:val="8A6D1E"/>
+          <w:sz w:val="20"/>
+        </w:rPr>
+        <w:t xml:space="preserve">Status in this synchronization  </w:t>
+      </w:r>
+      <w:r>
+        <w:rPr>
+          <w:sz w:val="21"/>
+        </w:rPr>
+        <w:t>COPY UPDATE</w:t>
+      </w:r>
     </w:p>
     <w:p>
       <w:pPr>
@@ -236,20 +255,7 @@
           <w:i w:val="0"/>
           <w:sz w:val="24"/>
         </w:rPr>
-        <w:t>It gets you to the next question. Your evidence answers it.</w:t>
-      </w:r>
-    </w:p>
-    <w:p>
-      <w:pPr>
-        <w:spacing w:before="0" w:after="180"/>
-      </w:pPr>
-      <w:r>
-        <w:rPr>
-          <w:b w:val="0"/>
-          <w:i w:val="0"/>
-          <w:sz w:val="24"/>
-        </w:rPr>
-        <w:t>So yes, build the three versions. Get the wording right. Say them out loud until the apologizing clause falls out.</w:t>
+        <w:t>So yes, build the versions. Get the wording right. Say them out loud until the apologizing stops.</w:t>
       </w:r>
     </w:p>
     <w:p>
@@ -275,7 +281,7 @@
           <w:i w:val="0"/>
           <w:sz w:val="24"/>
         </w:rPr>
-        <w:t>Because the story is what opens the door. The proof is what holds it open.</w:t>
+        <w:t>The story gets you to the next question. Your evidence answers it.</w:t>
       </w:r>
     </w:p>
     <w:p>
@@ -305,7 +311,7 @@
           <w:color w:val="112345"/>
           <w:sz w:val="24"/>
         </w:rPr>
-        <w:t>The proof is what holds it open.</w:t>
+        <w:t>The story gets you to the next question. Your evidence answers it.</w:t>
       </w:r>
     </w:p>
     <w:p>
@@ -386,6 +392,20 @@
     </w:p>
     <w:p>
       <w:pPr>
+        <w:spacing w:before="0" w:after="80"/>
+      </w:pPr>
+      <w:r>
+        <w:rPr>
+          <w:b w:val="0"/>
+          <w:i w:val="0"/>
+          <w:color w:val="5A6B82"/>
+          <w:sz w:val="20"/>
+        </w:rPr>
+        <w:t>Corrected for the September 9 lock. The closing now uses the script's own line instead of a metaphor the master does not carry.</w:t>
+      </w:r>
+    </w:p>
+    <w:p>
+      <w:pPr>
         <w:spacing w:before="0" w:after="160"/>
       </w:pPr>
       <w:r>
@@ -395,7 +415,7 @@
           <w:color w:val="5A6B82"/>
           <w:sz w:val="20"/>
         </w:rPr>
-        <w:t>New. Earns the resource bridge without becoming a pitch.</w:t>
+        <w:t>Why this status: Obsolete reference. The closing used a door metaphor, "the story is what opens the door, the proof is what holds it open," which is not in the locked script. Replaced with the script's own formulation.</w:t>
       </w:r>
     </w:p>
     <w:p>
